--- a/제출_준비/최종/완료보고서_철철철.docx
+++ b/제출_준비/최종/완료보고서_철철철.docx
@@ -3304,7 +3304,7 @@
                 <w:b w:val="0"/>
                 <w:sz w:val="20"/>
               </w:rPr>
-              <w:t>서버 단위 테스트 155개 중 154 통과·실패 0·todo 1, 시나리오 5/5, 타입 검사 오류 0, 화면 점검 260 통과·실패 0·건너뜀 1</w:t>
+              <w:t>서버 단위 테스트 155개 중 154 통과·실패 0·1건 보류, 시나리오 5/5, 타입 검사 오류 0, 화면 점검 260 통과·실패 0·건너뜀 1</w:t>
             </w:r>
           </w:p>
         </w:tc>
@@ -3733,7 +3733,7 @@
                 <w:b w:val="0"/>
                 <w:sz w:val="20"/>
               </w:rPr>
-              <w:t>에이전트 호출 비용. 참고: 분류 1건 $0.01328(CLI 경유, 옛 방식)</w:t>
+              <w:t>에이전트 호출 비용. 참고: 분류 1건 $0.01328(CLI 경유 참고값)</w:t>
             </w:r>
           </w:p>
         </w:tc>

--- a/제출_준비/최종/완료보고서_철철철.docx
+++ b/제출_준비/최종/완료보고서_철철철.docx
@@ -2370,6 +2370,20 @@
     </w:p>
     <w:p>
       <w:pPr>
+        <w:keepNext w:val="0"/>
+        <w:spacing w:before="0" w:after="60" w:line="276" w:lineRule="auto"/>
+      </w:pPr>
+      <w:r>
+        <w:rPr>
+          <w:rFonts w:ascii="맑은 고딕" w:hAnsi="맑은 고딕" w:eastAsia="맑은 고딕" w:cs="맑은 고딕"/>
+          <w:b w:val="0"/>
+          <w:sz w:val="21"/>
+        </w:rPr>
+        <w:t>D5에 화면을 웹 하나로 합치고(Streamlit 제거), 웹과 서버를 한 언어로 맞추려고 서버를 Python에서 TypeScript로 옮겼다. Node 24가 .ts를 빌드 없이 바로 실행한다. 같은 합성 시드 160건을 두 판에 넣어 결과 차이가 0인 것을 확인한 뒤 Python 코드는 지웠다.</w:t>
+      </w:r>
+    </w:p>
+    <w:p>
+      <w:pPr>
         <w:keepNext/>
         <w:spacing w:before="160" w:after="60" w:line="240" w:lineRule="auto"/>
       </w:pPr>
